--- a/C++basic.docx
+++ b/C++basic.docx
@@ -289,29 +289,7 @@
           <w:szCs w:val="20"/>
           <w:lang w:eastAsia="en-IN"/>
         </w:rPr>
-        <w:t xml:space="preserve">  </w:t>
-      </w:r>
-      <w:proofErr w:type="spellStart"/>
-      <w:r>
-        <w:rPr>
-          <w:rFonts w:ascii="Courier New" w:eastAsia="Times New Roman" w:hAnsi="Courier New" w:cs="Courier New"/>
-          <w:color w:val="000000"/>
-          <w:sz w:val="20"/>
-          <w:szCs w:val="20"/>
-          <w:lang w:eastAsia="en-IN"/>
-        </w:rPr>
-        <w:t>cout</w:t>
-      </w:r>
-      <w:proofErr w:type="spellEnd"/>
-      <w:r>
-        <w:rPr>
-          <w:rFonts w:ascii="Courier New" w:eastAsia="Times New Roman" w:hAnsi="Courier New" w:cs="Courier New"/>
-          <w:color w:val="000000"/>
-          <w:sz w:val="20"/>
-          <w:szCs w:val="20"/>
-          <w:lang w:eastAsia="en-IN"/>
-        </w:rPr>
-        <w:t xml:space="preserve"> &lt;&lt; </w:t>
+        <w:t xml:space="preserve">  cout &lt;&lt; </w:t>
       </w:r>
       <w:r>
         <w:rPr>
@@ -458,23 +436,7 @@
           <w:b/>
           <w:bCs/>
         </w:rPr>
-        <w:t xml:space="preserve">int </w:t>
-      </w:r>
-      <w:proofErr w:type="gramStart"/>
-      <w:r>
-        <w:rPr>
-          <w:b/>
-          <w:bCs/>
-        </w:rPr>
-        <w:t>main(</w:t>
-      </w:r>
-      <w:proofErr w:type="gramEnd"/>
-      <w:r>
-        <w:rPr>
-          <w:b/>
-          <w:bCs/>
-        </w:rPr>
-        <w:t>)</w:t>
+        <w:t>int main()</w:t>
       </w:r>
       <w:r>
         <w:t xml:space="preserve"> </w:t>
@@ -531,15 +493,7 @@
         <w:sym w:font="Wingdings" w:char="F0E0"/>
       </w:r>
       <w:r>
-        <w:t xml:space="preserve">includes these 2 constants </w:t>
-      </w:r>
-      <w:proofErr w:type="gramStart"/>
-      <w:r>
-        <w:t>-  INT</w:t>
-      </w:r>
-      <w:proofErr w:type="gramEnd"/>
-      <w:r>
-        <w:t>_MAX(shows maximum int value that can be stored inside the integer), INT_MIN(shows minimum int value that can be stored inside the integer)</w:t>
+        <w:t>includes these 2 constants -  INT_MAX(shows maximum int value that can be stored inside the integer), INT_MIN(shows minimum int value that can be stored inside the integer)</w:t>
       </w:r>
     </w:p>
     <w:p>
@@ -569,23 +523,7 @@
           <w:b/>
           <w:bCs/>
         </w:rPr>
-        <w:t xml:space="preserve">int </w:t>
-      </w:r>
-      <w:proofErr w:type="gramStart"/>
-      <w:r>
-        <w:rPr>
-          <w:b/>
-          <w:bCs/>
-        </w:rPr>
-        <w:t>main(</w:t>
-      </w:r>
-      <w:proofErr w:type="gramEnd"/>
-      <w:r>
-        <w:rPr>
-          <w:b/>
-          <w:bCs/>
-        </w:rPr>
-        <w:t>){</w:t>
+        <w:t>int main(){</w:t>
       </w:r>
     </w:p>
     <w:p>
@@ -838,15 +776,7 @@
     </w:p>
     <w:p>
       <w:r>
-        <w:t xml:space="preserve">unsigned short int </w:t>
-      </w:r>
-      <w:proofErr w:type="spellStart"/>
-      <w:r>
-        <w:t>NumberOfSisters</w:t>
-      </w:r>
-      <w:proofErr w:type="spellEnd"/>
-      <w:r>
-        <w:t>;</w:t>
+        <w:t>unsigned short int NumberOfSisters;</w:t>
       </w:r>
     </w:p>
     <w:p>
@@ -871,15 +801,7 @@
         <w:sym w:font="Wingdings" w:char="F0E0"/>
       </w:r>
       <w:r>
-        <w:t xml:space="preserve"> assigning the values to the </w:t>
-      </w:r>
-      <w:proofErr w:type="gramStart"/>
-      <w:r>
-        <w:t>variables./</w:t>
-      </w:r>
-      <w:proofErr w:type="gramEnd"/>
-      <w:r>
-        <w:t xml:space="preserve"> initialization of variables</w:t>
+        <w:t xml:space="preserve"> assigning the values to the variables./ initialization of variables</w:t>
       </w:r>
     </w:p>
     <w:p>
@@ -999,15 +921,7 @@
     </w:p>
     <w:p>
       <w:r>
-        <w:t xml:space="preserve">string </w:t>
-      </w:r>
-      <w:proofErr w:type="spellStart"/>
-      <w:r>
-        <w:t>mystring</w:t>
-      </w:r>
-      <w:proofErr w:type="spellEnd"/>
-      <w:r>
-        <w:t xml:space="preserve"> = "This is a string";</w:t>
+        <w:t>string mystring = "This is a string";</w:t>
       </w:r>
     </w:p>
     <w:p/>
@@ -1118,20 +1032,7 @@
         <w:sym w:font="Wingdings" w:char="F0E0"/>
       </w:r>
       <w:r>
-        <w:t xml:space="preserve"> </w:t>
-      </w:r>
-      <w:proofErr w:type="gramStart"/>
-      <w:r>
-        <w:t xml:space="preserve">char  </w:t>
-      </w:r>
-      <w:proofErr w:type="spellStart"/>
-      <w:r>
-        <w:t>ch</w:t>
-      </w:r>
-      <w:proofErr w:type="spellEnd"/>
-      <w:proofErr w:type="gramEnd"/>
-      <w:r>
-        <w:t xml:space="preserve"> = ‘A’;</w:t>
+        <w:t xml:space="preserve"> char  ch = ‘A’;</w:t>
       </w:r>
     </w:p>
     <w:tbl>
@@ -2636,7 +2537,6 @@
                 <w:lang w:eastAsia="en-IN"/>
               </w:rPr>
             </w:pPr>
-            <w:proofErr w:type="spellStart"/>
             <w:r>
               <w:rPr>
                 <w:rFonts w:ascii="Courier New" w:eastAsia="Times New Roman" w:hAnsi="Courier New" w:cs="Courier New"/>
@@ -2647,7 +2547,6 @@
               </w:rPr>
               <w:t>wchar_t</w:t>
             </w:r>
-            <w:proofErr w:type="spellEnd"/>
           </w:p>
         </w:tc>
         <w:tc>
@@ -2784,7 +2683,6 @@
     </w:tbl>
     <w:p/>
     <w:p>
-      <w:proofErr w:type="spellStart"/>
       <w:r>
         <w:rPr>
           <w:b/>
@@ -2792,7 +2690,6 @@
         </w:rPr>
         <w:t>Sizeof</w:t>
       </w:r>
-      <w:proofErr w:type="spellEnd"/>
       <w:r>
         <w:t xml:space="preserve"> – tells how much memory does it occupy </w:t>
       </w:r>
@@ -2800,39 +2697,26 @@
         <w:sym w:font="Wingdings" w:char="F0E0"/>
       </w:r>
       <w:r>
+        <w:t xml:space="preserve"> cout&lt;&lt;”int”&lt;&lt;sizeof(x)&lt;&lt;endl;</w:t>
+      </w:r>
+    </w:p>
+    <w:p/>
+    <w:p>
+      <w:r>
+        <w:rPr>
+          <w:b/>
+          <w:bCs/>
+        </w:rPr>
+        <w:t>//</w:t>
+      </w:r>
+      <w:r>
         <w:t xml:space="preserve"> </w:t>
       </w:r>
-      <w:proofErr w:type="spellStart"/>
-      <w:r>
-        <w:t>cout</w:t>
-      </w:r>
-      <w:proofErr w:type="spellEnd"/>
-      <w:r>
-        <w:t>&lt;&lt;”</w:t>
-      </w:r>
-      <w:proofErr w:type="gramStart"/>
-      <w:r>
-        <w:t>int”&lt;</w:t>
-      </w:r>
-      <w:proofErr w:type="gramEnd"/>
-      <w:r>
-        <w:t>&lt;</w:t>
-      </w:r>
-      <w:proofErr w:type="spellStart"/>
-      <w:r>
-        <w:t>sizeof</w:t>
-      </w:r>
-      <w:proofErr w:type="spellEnd"/>
-      <w:r>
-        <w:t>(x)&lt;&lt;</w:t>
-      </w:r>
-      <w:proofErr w:type="spellStart"/>
-      <w:r>
-        <w:t>endl</w:t>
-      </w:r>
-      <w:proofErr w:type="spellEnd"/>
-      <w:r>
-        <w:t>;</w:t>
+      <w:r>
+        <w:sym w:font="Wingdings" w:char="F0E0"/>
+      </w:r>
+      <w:r>
+        <w:t xml:space="preserve">  single line comment</w:t>
       </w:r>
     </w:p>
     <w:p/>
@@ -2842,7 +2726,7 @@
           <w:b/>
           <w:bCs/>
         </w:rPr>
-        <w:t>//</w:t>
+        <w:t>/* */</w:t>
       </w:r>
       <w:r>
         <w:t xml:space="preserve"> </w:t>
@@ -2851,7 +2735,7 @@
         <w:sym w:font="Wingdings" w:char="F0E0"/>
       </w:r>
       <w:r>
-        <w:t xml:space="preserve">  single line comment</w:t>
+        <w:t xml:space="preserve"> multi line comment</w:t>
       </w:r>
     </w:p>
     <w:p/>
@@ -2861,7 +2745,26 @@
           <w:b/>
           <w:bCs/>
         </w:rPr>
-        <w:t>/* */</w:t>
+        <w:t>Cout</w:t>
+      </w:r>
+      <w:r>
+        <w:t xml:space="preserve">&lt;&lt; </w:t>
+      </w:r>
+      <w:r>
+        <w:sym w:font="Wingdings" w:char="F0E0"/>
+      </w:r>
+      <w:r>
+        <w:t xml:space="preserve"> output statement</w:t>
+      </w:r>
+    </w:p>
+    <w:p/>
+    <w:p>
+      <w:r>
+        <w:rPr>
+          <w:b/>
+          <w:bCs/>
+        </w:rPr>
+        <w:t>“ ”</w:t>
       </w:r>
       <w:r>
         <w:t xml:space="preserve"> </w:t>
@@ -2870,41 +2773,96 @@
         <w:sym w:font="Wingdings" w:char="F0E0"/>
       </w:r>
       <w:r>
-        <w:t xml:space="preserve"> multi line comment</w:t>
+        <w:t xml:space="preserve"> used in cout to print the line or word as it is</w:t>
       </w:r>
     </w:p>
     <w:p/>
     <w:p>
-      <w:proofErr w:type="spellStart"/>
-      <w:r>
-        <w:rPr>
-          <w:b/>
-          <w:bCs/>
-        </w:rPr>
-        <w:t>Cout</w:t>
-      </w:r>
-      <w:proofErr w:type="spellEnd"/>
-      <w:r>
-        <w:t xml:space="preserve">&lt;&lt; </w:t>
+      <w:r>
+        <w:rPr>
+          <w:b/>
+          <w:bCs/>
+        </w:rPr>
+        <w:t>Endl</w:t>
+      </w:r>
+      <w:r>
+        <w:t xml:space="preserve"> </w:t>
       </w:r>
       <w:r>
         <w:sym w:font="Wingdings" w:char="F0E0"/>
       </w:r>
       <w:r>
-        <w:t xml:space="preserve"> output statement</w:t>
+        <w:t xml:space="preserve"> for next line</w:t>
       </w:r>
     </w:p>
     <w:p/>
     <w:p>
-      <w:proofErr w:type="gramStart"/>
-      <w:r>
-        <w:rPr>
-          <w:b/>
-          <w:bCs/>
-        </w:rPr>
-        <w:t>“ ”</w:t>
-      </w:r>
-      <w:proofErr w:type="gramEnd"/>
+      <w:pPr>
+        <w:rPr>
+          <w:b/>
+          <w:bCs/>
+        </w:rPr>
+      </w:pPr>
+      <w:r>
+        <w:rPr>
+          <w:b/>
+          <w:bCs/>
+        </w:rPr>
+        <w:t>Syntax:</w:t>
+      </w:r>
+    </w:p>
+    <w:p>
+      <w:pPr>
+        <w:rPr>
+          <w:b/>
+          <w:bCs/>
+        </w:rPr>
+      </w:pPr>
+      <w:r>
+        <w:rPr>
+          <w:b/>
+          <w:bCs/>
+        </w:rPr>
+        <w:t>Cout&lt;&lt;”</w:t>
+      </w:r>
+      <w:r>
+        <w:rPr>
+          <w:b/>
+          <w:bCs/>
+        </w:rPr>
+        <w:t xml:space="preserve">what is your phn no </w:t>
+      </w:r>
+      <w:r>
+        <w:rPr>
+          <w:b/>
+          <w:bCs/>
+        </w:rPr>
+        <w:t>”&lt;&lt;</w:t>
+      </w:r>
+      <w:r>
+        <w:rPr>
+          <w:b/>
+          <w:bCs/>
+        </w:rPr>
+        <w:t>no</w:t>
+      </w:r>
+      <w:r>
+        <w:rPr>
+          <w:b/>
+          <w:bCs/>
+        </w:rPr>
+        <w:t>&lt;&lt;endl;</w:t>
+      </w:r>
+    </w:p>
+    <w:p/>
+    <w:p>
+      <w:r>
+        <w:rPr>
+          <w:b/>
+          <w:bCs/>
+        </w:rPr>
+        <w:t>Cin&gt;&gt;</w:t>
+      </w:r>
       <w:r>
         <w:t xml:space="preserve"> </w:t>
       </w:r>
@@ -2912,39 +2870,9 @@
         <w:sym w:font="Wingdings" w:char="F0E0"/>
       </w:r>
       <w:r>
-        <w:t xml:space="preserve"> used in </w:t>
-      </w:r>
-      <w:proofErr w:type="spellStart"/>
-      <w:r>
-        <w:t>cout</w:t>
-      </w:r>
-      <w:proofErr w:type="spellEnd"/>
-      <w:r>
-        <w:t xml:space="preserve"> to print the line or word as it is</w:t>
-      </w:r>
-    </w:p>
-    <w:p/>
-    <w:p>
-      <w:proofErr w:type="spellStart"/>
-      <w:r>
-        <w:rPr>
-          <w:b/>
-          <w:bCs/>
-        </w:rPr>
-        <w:t>Endl</w:t>
-      </w:r>
-      <w:proofErr w:type="spellEnd"/>
-      <w:r>
-        <w:t xml:space="preserve"> </w:t>
-      </w:r>
-      <w:r>
-        <w:sym w:font="Wingdings" w:char="F0E0"/>
-      </w:r>
-      <w:r>
-        <w:t xml:space="preserve"> for next line</w:t>
-      </w:r>
-    </w:p>
-    <w:p/>
+        <w:t xml:space="preserve"> input statement</w:t>
+      </w:r>
+    </w:p>
     <w:p>
       <w:pPr>
         <w:rPr>
@@ -2967,164 +2895,12 @@
           <w:bCs/>
         </w:rPr>
       </w:pPr>
-      <w:proofErr w:type="spellStart"/>
-      <w:r>
-        <w:rPr>
-          <w:b/>
-          <w:bCs/>
-        </w:rPr>
-        <w:t>Cout</w:t>
-      </w:r>
-      <w:proofErr w:type="spellEnd"/>
-      <w:r>
-        <w:rPr>
-          <w:b/>
-          <w:bCs/>
-        </w:rPr>
-        <w:t>&lt;</w:t>
-      </w:r>
-      <w:proofErr w:type="gramStart"/>
-      <w:r>
-        <w:rPr>
-          <w:b/>
-          <w:bCs/>
-        </w:rPr>
-        <w:t>&lt;”</w:t>
-      </w:r>
-      <w:r>
-        <w:rPr>
-          <w:b/>
-          <w:bCs/>
-        </w:rPr>
-        <w:t>what</w:t>
-      </w:r>
-      <w:proofErr w:type="gramEnd"/>
-      <w:r>
-        <w:rPr>
-          <w:b/>
-          <w:bCs/>
-        </w:rPr>
-        <w:t xml:space="preserve"> is your </w:t>
-      </w:r>
-      <w:proofErr w:type="spellStart"/>
-      <w:r>
-        <w:rPr>
-          <w:b/>
-          <w:bCs/>
-        </w:rPr>
-        <w:t>phn</w:t>
-      </w:r>
-      <w:proofErr w:type="spellEnd"/>
-      <w:r>
-        <w:rPr>
-          <w:b/>
-          <w:bCs/>
-        </w:rPr>
-        <w:t xml:space="preserve"> no </w:t>
-      </w:r>
-      <w:r>
-        <w:rPr>
-          <w:b/>
-          <w:bCs/>
-        </w:rPr>
-        <w:t>”&lt;&lt;</w:t>
-      </w:r>
-      <w:r>
-        <w:rPr>
-          <w:b/>
-          <w:bCs/>
-        </w:rPr>
-        <w:t>no</w:t>
-      </w:r>
-      <w:r>
-        <w:rPr>
-          <w:b/>
-          <w:bCs/>
-        </w:rPr>
-        <w:t>&lt;&lt;</w:t>
-      </w:r>
-      <w:proofErr w:type="spellStart"/>
-      <w:r>
-        <w:rPr>
-          <w:b/>
-          <w:bCs/>
-        </w:rPr>
-        <w:t>endl</w:t>
-      </w:r>
-      <w:proofErr w:type="spellEnd"/>
-      <w:r>
-        <w:rPr>
-          <w:b/>
-          <w:bCs/>
-        </w:rPr>
-        <w:t>;</w:t>
-      </w:r>
-    </w:p>
-    <w:p/>
-    <w:p>
-      <w:proofErr w:type="spellStart"/>
-      <w:r>
-        <w:rPr>
-          <w:b/>
-          <w:bCs/>
-        </w:rPr>
-        <w:t>Cin</w:t>
-      </w:r>
-      <w:proofErr w:type="spellEnd"/>
-      <w:r>
-        <w:rPr>
-          <w:b/>
-          <w:bCs/>
-        </w:rPr>
-        <w:t>&gt;&gt;</w:t>
-      </w:r>
-      <w:r>
-        <w:t xml:space="preserve"> </w:t>
-      </w:r>
-      <w:r>
-        <w:sym w:font="Wingdings" w:char="F0E0"/>
-      </w:r>
-      <w:r>
-        <w:t xml:space="preserve"> input statement</w:t>
-      </w:r>
-    </w:p>
-    <w:p>
-      <w:pPr>
-        <w:rPr>
-          <w:b/>
-          <w:bCs/>
-        </w:rPr>
-      </w:pPr>
-      <w:r>
-        <w:rPr>
-          <w:b/>
-          <w:bCs/>
-        </w:rPr>
-        <w:t>Syntax:</w:t>
-      </w:r>
-    </w:p>
-    <w:p>
-      <w:pPr>
-        <w:rPr>
-          <w:b/>
-          <w:bCs/>
-        </w:rPr>
-      </w:pPr>
-      <w:proofErr w:type="spellStart"/>
-      <w:r>
-        <w:rPr>
-          <w:b/>
-          <w:bCs/>
-        </w:rPr>
-        <w:t>Cin</w:t>
-      </w:r>
-      <w:proofErr w:type="spellEnd"/>
-      <w:r>
-        <w:rPr>
-          <w:b/>
-          <w:bCs/>
-        </w:rPr>
-        <w:t>&gt;&gt;</w:t>
+      <w:r>
+        <w:rPr>
+          <w:b/>
+          <w:bCs/>
+        </w:rPr>
+        <w:t>Cin&gt;&gt;</w:t>
       </w:r>
       <w:r>
         <w:rPr>
@@ -3145,23 +2921,7 @@
     <w:p/>
     <w:p>
       <w:r>
-        <w:t xml:space="preserve">*every statement should be terminated by a semi </w:t>
-      </w:r>
-      <w:proofErr w:type="gramStart"/>
-      <w:r>
-        <w:t>colon(</w:t>
-      </w:r>
-      <w:proofErr w:type="gramEnd"/>
-      <w:r>
-        <w:t xml:space="preserve">;) in </w:t>
-      </w:r>
-      <w:proofErr w:type="spellStart"/>
-      <w:r>
-        <w:t>c++</w:t>
-      </w:r>
-      <w:proofErr w:type="spellEnd"/>
-      <w:r>
-        <w:t>*</w:t>
+        <w:t>*every statement should be terminated by a semi colon(;) in c++*</w:t>
       </w:r>
     </w:p>
     <w:p/>
@@ -3240,24 +3000,30 @@
     <w:p/>
     <w:p>
       <w:r>
+        <w:t>*loop must have initialization, stopping criteria, update condition*</w:t>
+      </w:r>
+    </w:p>
+    <w:p>
+      <w:pPr>
+        <w:rPr>
+          <w:b/>
+          <w:bCs/>
+        </w:rPr>
+      </w:pPr>
+      <w:r>
+        <w:rPr>
+          <w:b/>
+          <w:bCs/>
+        </w:rPr>
         <w:t>*</w:t>
       </w:r>
-      <w:proofErr w:type="gramStart"/>
-      <w:r>
-        <w:t>loop</w:t>
-      </w:r>
-      <w:proofErr w:type="gramEnd"/>
-      <w:r>
-        <w:t xml:space="preserve"> must have initialization, stopping criteria, update condition*</w:t>
-      </w:r>
-    </w:p>
-    <w:p>
-      <w:pPr>
-        <w:rPr>
-          <w:b/>
-          <w:bCs/>
-        </w:rPr>
-      </w:pPr>
+      <w:r>
+        <w:rPr>
+          <w:b/>
+          <w:bCs/>
+        </w:rPr>
+        <w:t>While loop</w:t>
+      </w:r>
       <w:r>
         <w:rPr>
           <w:b/>
@@ -3270,8 +3036,93 @@
           <w:b/>
           <w:bCs/>
         </w:rPr>
-        <w:t>While loop</w:t>
-      </w:r>
+        <w:br/>
+        <w:t xml:space="preserve">Syntax : </w:t>
+      </w:r>
+    </w:p>
+    <w:p>
+      <w:pPr>
+        <w:rPr>
+          <w:b/>
+          <w:bCs/>
+        </w:rPr>
+      </w:pPr>
+      <w:r>
+        <w:rPr>
+          <w:b/>
+          <w:bCs/>
+        </w:rPr>
+        <w:t>int sum = 0; (initialization)</w:t>
+      </w:r>
+    </w:p>
+    <w:p>
+      <w:pPr>
+        <w:rPr>
+          <w:b/>
+          <w:bCs/>
+        </w:rPr>
+      </w:pPr>
+      <w:r>
+        <w:rPr>
+          <w:b/>
+          <w:bCs/>
+        </w:rPr>
+        <w:t>While(i&lt;=n(terminating condition))</w:t>
+      </w:r>
+      <w:r>
+        <w:rPr>
+          <w:b/>
+          <w:bCs/>
+        </w:rPr>
+        <w:t>// stopping criteria</w:t>
+      </w:r>
+    </w:p>
+    <w:p>
+      <w:pPr>
+        <w:rPr>
+          <w:b/>
+          <w:bCs/>
+        </w:rPr>
+      </w:pPr>
+      <w:r>
+        <w:rPr>
+          <w:b/>
+          <w:bCs/>
+        </w:rPr>
+        <w:t>{</w:t>
+      </w:r>
+    </w:p>
+    <w:p>
+      <w:pPr>
+        <w:rPr>
+          <w:b/>
+          <w:bCs/>
+        </w:rPr>
+      </w:pPr>
+      <w:r>
+        <w:rPr>
+          <w:b/>
+          <w:bCs/>
+        </w:rPr>
+        <w:t>i = i+1; (Update condition)</w:t>
+      </w:r>
+    </w:p>
+    <w:p>
+      <w:pPr>
+        <w:rPr>
+          <w:b/>
+          <w:bCs/>
+        </w:rPr>
+      </w:pPr>
+      <w:r>
+        <w:rPr>
+          <w:b/>
+          <w:bCs/>
+        </w:rPr>
+        <w:t>}</w:t>
+      </w:r>
+    </w:p>
+    <w:p>
       <w:r>
         <w:rPr>
           <w:b/>
@@ -3284,87 +3135,145 @@
           <w:b/>
           <w:bCs/>
         </w:rPr>
-        <w:br/>
-      </w:r>
-      <w:proofErr w:type="gramStart"/>
-      <w:r>
-        <w:rPr>
-          <w:b/>
-          <w:bCs/>
-        </w:rPr>
-        <w:t>Syntax :</w:t>
-      </w:r>
-      <w:proofErr w:type="gramEnd"/>
-      <w:r>
-        <w:rPr>
-          <w:b/>
-          <w:bCs/>
-        </w:rPr>
-        <w:t xml:space="preserve"> </w:t>
-      </w:r>
-    </w:p>
-    <w:p>
-      <w:pPr>
-        <w:rPr>
-          <w:b/>
-          <w:bCs/>
-        </w:rPr>
-      </w:pPr>
-      <w:r>
-        <w:rPr>
-          <w:b/>
-          <w:bCs/>
-        </w:rPr>
-        <w:t>int sum = 0; (initialization)</w:t>
-      </w:r>
-    </w:p>
-    <w:p>
-      <w:pPr>
-        <w:rPr>
-          <w:b/>
-          <w:bCs/>
-        </w:rPr>
-      </w:pPr>
-      <w:proofErr w:type="gramStart"/>
-      <w:r>
-        <w:rPr>
-          <w:b/>
-          <w:bCs/>
-        </w:rPr>
-        <w:t>While(</w:t>
-      </w:r>
-      <w:proofErr w:type="spellStart"/>
-      <w:proofErr w:type="gramEnd"/>
-      <w:r>
-        <w:rPr>
-          <w:b/>
-          <w:bCs/>
-        </w:rPr>
-        <w:t>i</w:t>
-      </w:r>
-      <w:proofErr w:type="spellEnd"/>
-      <w:r>
-        <w:rPr>
-          <w:b/>
-          <w:bCs/>
-        </w:rPr>
-        <w:t>&lt;=n(terminating condition))</w:t>
-      </w:r>
-      <w:r>
-        <w:rPr>
-          <w:b/>
-          <w:bCs/>
-        </w:rPr>
-        <w:t>// stopping criteria</w:t>
-      </w:r>
-    </w:p>
-    <w:p>
-      <w:pPr>
-        <w:rPr>
-          <w:b/>
-          <w:bCs/>
-        </w:rPr>
-      </w:pPr>
+        <w:t>Do while loo</w:t>
+      </w:r>
+      <w:r>
+        <w:rPr>
+          <w:b/>
+          <w:bCs/>
+        </w:rPr>
+        <w:t xml:space="preserve">p* </w:t>
+      </w:r>
+      <w:r>
+        <w:t>(this  is executed atleast once)(it is exit controlled loop)(it doesn’t check the initial condition whether it’s true or false)</w:t>
+      </w:r>
+    </w:p>
+    <w:p>
+      <w:pPr>
+        <w:rPr>
+          <w:b/>
+          <w:bCs/>
+        </w:rPr>
+      </w:pPr>
+      <w:r>
+        <w:rPr>
+          <w:b/>
+          <w:bCs/>
+        </w:rPr>
+        <w:t xml:space="preserve">Syntax: </w:t>
+      </w:r>
+    </w:p>
+    <w:p>
+      <w:pPr>
+        <w:rPr>
+          <w:b/>
+          <w:bCs/>
+        </w:rPr>
+      </w:pPr>
+      <w:r>
+        <w:rPr>
+          <w:b/>
+          <w:bCs/>
+        </w:rPr>
+        <w:t>Do{</w:t>
+      </w:r>
+    </w:p>
+    <w:p>
+      <w:pPr>
+        <w:rPr>
+          <w:b/>
+          <w:bCs/>
+        </w:rPr>
+      </w:pPr>
+      <w:r>
+        <w:rPr>
+          <w:b/>
+          <w:bCs/>
+        </w:rPr>
+        <w:t>}</w:t>
+      </w:r>
+    </w:p>
+    <w:p>
+      <w:pPr>
+        <w:rPr>
+          <w:b/>
+          <w:bCs/>
+        </w:rPr>
+      </w:pPr>
+      <w:r>
+        <w:rPr>
+          <w:b/>
+          <w:bCs/>
+        </w:rPr>
+        <w:t>While(condition);</w:t>
+      </w:r>
+    </w:p>
+    <w:p>
+      <w:pPr>
+        <w:rPr>
+          <w:b/>
+          <w:bCs/>
+        </w:rPr>
+      </w:pPr>
+    </w:p>
+    <w:p>
+      <w:pPr>
+        <w:rPr>
+          <w:b/>
+          <w:bCs/>
+        </w:rPr>
+      </w:pPr>
+      <w:r>
+        <w:rPr>
+          <w:b/>
+          <w:bCs/>
+        </w:rPr>
+        <w:t>*For loop*</w:t>
+      </w:r>
+    </w:p>
+    <w:p>
+      <w:pPr>
+        <w:rPr>
+          <w:b/>
+          <w:bCs/>
+        </w:rPr>
+      </w:pPr>
+      <w:r>
+        <w:rPr>
+          <w:b/>
+          <w:bCs/>
+        </w:rPr>
+        <w:t xml:space="preserve">Syntax: </w:t>
+      </w:r>
+    </w:p>
+    <w:p>
+      <w:pPr>
+        <w:rPr>
+          <w:b/>
+          <w:bCs/>
+        </w:rPr>
+      </w:pPr>
+      <w:r>
+        <w:rPr>
+          <w:b/>
+          <w:bCs/>
+        </w:rPr>
+        <w:t xml:space="preserve">For(int, </w:t>
+      </w:r>
+      <w:r>
+        <w:rPr>
+          <w:b/>
+          <w:bCs/>
+        </w:rPr>
+        <w:t>stop, update</w:t>
+      </w:r>
+      <w:r>
+        <w:rPr>
+          <w:b/>
+          <w:bCs/>
+        </w:rPr>
+        <w:t>)</w:t>
+      </w:r>
       <w:r>
         <w:rPr>
           <w:b/>
@@ -3380,21 +3289,12 @@
           <w:bCs/>
         </w:rPr>
       </w:pPr>
-      <w:proofErr w:type="spellStart"/>
-      <w:r>
-        <w:rPr>
-          <w:b/>
-          <w:bCs/>
-        </w:rPr>
-        <w:t>i</w:t>
-      </w:r>
-      <w:proofErr w:type="spellEnd"/>
-      <w:r>
-        <w:rPr>
-          <w:b/>
-          <w:bCs/>
-        </w:rPr>
-        <w:t xml:space="preserve"> = i+1; (Update condition)</w:t>
+      <w:r>
+        <w:rPr>
+          <w:b/>
+          <w:bCs/>
+        </w:rPr>
+        <w:t>Statement;</w:t>
       </w:r>
     </w:p>
     <w:p>
@@ -3413,6 +3313,12 @@
       </w:r>
     </w:p>
     <w:p>
+      <w:pPr>
+        <w:rPr>
+          <w:b/>
+          <w:bCs/>
+        </w:rPr>
+      </w:pPr>
       <w:r>
         <w:rPr>
           <w:b/>
@@ -3425,66 +3331,97 @@
           <w:b/>
           <w:bCs/>
         </w:rPr>
-        <w:t>Do while loo</w:t>
-      </w:r>
-      <w:r>
-        <w:rPr>
-          <w:b/>
-          <w:bCs/>
-        </w:rPr>
-        <w:t xml:space="preserve">p* </w:t>
-      </w:r>
-      <w:r>
-        <w:t>(</w:t>
-      </w:r>
-      <w:proofErr w:type="gramStart"/>
-      <w:r>
-        <w:t>this  is</w:t>
-      </w:r>
-      <w:proofErr w:type="gramEnd"/>
-      <w:r>
-        <w:t xml:space="preserve"> executed </w:t>
-      </w:r>
-      <w:proofErr w:type="spellStart"/>
-      <w:r>
-        <w:t>atleast</w:t>
-      </w:r>
-      <w:proofErr w:type="spellEnd"/>
-      <w:r>
-        <w:t xml:space="preserve"> once)(it is exit controlled loop)(it doesn’t check the initial condition whether it’s true or false)</w:t>
-      </w:r>
-    </w:p>
-    <w:p>
-      <w:pPr>
-        <w:rPr>
-          <w:b/>
-          <w:bCs/>
-        </w:rPr>
-      </w:pPr>
-      <w:r>
-        <w:rPr>
-          <w:b/>
-          <w:bCs/>
-        </w:rPr>
-        <w:t xml:space="preserve">Syntax: </w:t>
-      </w:r>
-    </w:p>
-    <w:p>
-      <w:pPr>
-        <w:rPr>
-          <w:b/>
-          <w:bCs/>
-        </w:rPr>
-      </w:pPr>
-      <w:proofErr w:type="gramStart"/>
-      <w:r>
-        <w:rPr>
-          <w:b/>
-          <w:bCs/>
-        </w:rPr>
-        <w:t>Do{</w:t>
-      </w:r>
-      <w:proofErr w:type="gramEnd"/>
+        <w:t>If else if else</w:t>
+      </w:r>
+      <w:r>
+        <w:rPr>
+          <w:b/>
+          <w:bCs/>
+        </w:rPr>
+        <w:t xml:space="preserve">* </w:t>
+      </w:r>
+      <w:r>
+        <w:rPr>
+          <w:b/>
+          <w:bCs/>
+        </w:rPr>
+        <w:t>(conditional statements)</w:t>
+      </w:r>
+    </w:p>
+    <w:p>
+      <w:pPr>
+        <w:rPr>
+          <w:b/>
+          <w:bCs/>
+        </w:rPr>
+      </w:pPr>
+      <w:r>
+        <w:rPr>
+          <w:b/>
+          <w:bCs/>
+        </w:rPr>
+        <w:t>Syntax:</w:t>
+      </w:r>
+    </w:p>
+    <w:p>
+      <w:pPr>
+        <w:rPr>
+          <w:b/>
+          <w:bCs/>
+        </w:rPr>
+      </w:pPr>
+      <w:r>
+        <w:rPr>
+          <w:b/>
+          <w:bCs/>
+        </w:rPr>
+        <w:t>If(n%2==0(condtion)){</w:t>
+      </w:r>
+    </w:p>
+    <w:p>
+      <w:pPr>
+        <w:rPr>
+          <w:b/>
+          <w:bCs/>
+        </w:rPr>
+      </w:pPr>
+      <w:r>
+        <w:rPr>
+          <w:b/>
+          <w:bCs/>
+        </w:rPr>
+        <w:t>Cout&lt;&lt;”hi”&lt;&lt;endl;}</w:t>
+      </w:r>
+    </w:p>
+    <w:p>
+      <w:pPr>
+        <w:rPr>
+          <w:b/>
+          <w:bCs/>
+        </w:rPr>
+      </w:pPr>
+      <w:r>
+        <w:rPr>
+          <w:b/>
+          <w:bCs/>
+        </w:rPr>
+        <w:t>Else if(n%==3){</w:t>
+      </w:r>
+    </w:p>
+    <w:p>
+      <w:pPr>
+        <w:rPr>
+          <w:b/>
+          <w:bCs/>
+        </w:rPr>
+      </w:pPr>
+      <w:r>
+        <w:rPr>
+          <w:b/>
+          <w:bCs/>
+        </w:rPr>
+        <w:t>Cout&lt;&lt;”hlw”&lt;&lt;endl;</w:t>
+      </w:r>
     </w:p>
     <w:p>
       <w:pPr>
@@ -3513,437 +3450,22 @@
           <w:b/>
           <w:bCs/>
         </w:rPr>
-        <w:t>While(condition);</w:t>
-      </w:r>
-    </w:p>
-    <w:p>
-      <w:pPr>
-        <w:rPr>
-          <w:b/>
-          <w:bCs/>
-        </w:rPr>
-      </w:pPr>
-    </w:p>
-    <w:p>
-      <w:pPr>
-        <w:rPr>
-          <w:b/>
-          <w:bCs/>
-        </w:rPr>
-      </w:pPr>
-      <w:r>
-        <w:rPr>
-          <w:b/>
-          <w:bCs/>
-        </w:rPr>
-        <w:t>*For loop*</w:t>
-      </w:r>
-    </w:p>
-    <w:p>
-      <w:pPr>
-        <w:rPr>
-          <w:b/>
-          <w:bCs/>
-        </w:rPr>
-      </w:pPr>
-      <w:r>
-        <w:rPr>
-          <w:b/>
-          <w:bCs/>
-        </w:rPr>
-        <w:t xml:space="preserve">Syntax: </w:t>
-      </w:r>
-    </w:p>
-    <w:p>
-      <w:pPr>
-        <w:rPr>
-          <w:b/>
-          <w:bCs/>
-        </w:rPr>
-      </w:pPr>
-      <w:proofErr w:type="gramStart"/>
-      <w:r>
-        <w:rPr>
-          <w:b/>
-          <w:bCs/>
-        </w:rPr>
-        <w:t>For(</w:t>
-      </w:r>
-      <w:proofErr w:type="gramEnd"/>
-      <w:r>
-        <w:rPr>
-          <w:b/>
-          <w:bCs/>
-        </w:rPr>
-        <w:t xml:space="preserve">int, </w:t>
-      </w:r>
-      <w:r>
-        <w:rPr>
-          <w:b/>
-          <w:bCs/>
-        </w:rPr>
-        <w:t>stop, update</w:t>
-      </w:r>
-      <w:r>
-        <w:rPr>
-          <w:b/>
-          <w:bCs/>
-        </w:rPr>
-        <w:t>)</w:t>
-      </w:r>
-      <w:r>
-        <w:rPr>
-          <w:b/>
-          <w:bCs/>
-        </w:rPr>
-        <w:t>{</w:t>
-      </w:r>
-    </w:p>
-    <w:p>
-      <w:pPr>
-        <w:rPr>
-          <w:b/>
-          <w:bCs/>
-        </w:rPr>
-      </w:pPr>
-      <w:r>
-        <w:rPr>
-          <w:b/>
-          <w:bCs/>
-        </w:rPr>
-        <w:t>Statement;</w:t>
-      </w:r>
-    </w:p>
-    <w:p>
-      <w:pPr>
-        <w:rPr>
-          <w:b/>
-          <w:bCs/>
-        </w:rPr>
-      </w:pPr>
-      <w:r>
-        <w:rPr>
-          <w:b/>
-          <w:bCs/>
-        </w:rPr>
-        <w:t>}</w:t>
-      </w:r>
-    </w:p>
-    <w:p>
-      <w:pPr>
-        <w:rPr>
-          <w:b/>
-          <w:bCs/>
-        </w:rPr>
-      </w:pPr>
-      <w:r>
-        <w:rPr>
-          <w:b/>
-          <w:bCs/>
-        </w:rPr>
-        <w:t>*</w:t>
-      </w:r>
-      <w:r>
-        <w:rPr>
-          <w:b/>
-          <w:bCs/>
-        </w:rPr>
-        <w:t>If else if else</w:t>
-      </w:r>
-      <w:r>
-        <w:rPr>
-          <w:b/>
-          <w:bCs/>
-        </w:rPr>
-        <w:t xml:space="preserve">* </w:t>
-      </w:r>
-      <w:r>
-        <w:rPr>
-          <w:b/>
-          <w:bCs/>
-        </w:rPr>
-        <w:t>(conditional statements)</w:t>
-      </w:r>
-    </w:p>
-    <w:p>
-      <w:pPr>
-        <w:rPr>
-          <w:b/>
-          <w:bCs/>
-        </w:rPr>
-      </w:pPr>
-      <w:r>
-        <w:rPr>
-          <w:b/>
-          <w:bCs/>
-        </w:rPr>
-        <w:t>Syntax:</w:t>
-      </w:r>
-    </w:p>
-    <w:p>
-      <w:pPr>
-        <w:rPr>
-          <w:b/>
-          <w:bCs/>
-        </w:rPr>
-      </w:pPr>
-      <w:r>
-        <w:rPr>
-          <w:b/>
-          <w:bCs/>
-        </w:rPr>
-        <w:t>If(n%2==0(</w:t>
-      </w:r>
-      <w:proofErr w:type="spellStart"/>
-      <w:r>
-        <w:rPr>
-          <w:b/>
-          <w:bCs/>
-        </w:rPr>
-        <w:t>condtion</w:t>
-      </w:r>
-      <w:proofErr w:type="spellEnd"/>
-      <w:proofErr w:type="gramStart"/>
-      <w:r>
-        <w:rPr>
-          <w:b/>
-          <w:bCs/>
-        </w:rPr>
-        <w:t>)){</w:t>
-      </w:r>
-      <w:proofErr w:type="gramEnd"/>
-    </w:p>
-    <w:p>
-      <w:pPr>
-        <w:rPr>
-          <w:b/>
-          <w:bCs/>
-        </w:rPr>
-      </w:pPr>
-      <w:proofErr w:type="spellStart"/>
-      <w:r>
-        <w:rPr>
-          <w:b/>
-          <w:bCs/>
-        </w:rPr>
-        <w:t>Cout</w:t>
-      </w:r>
-      <w:proofErr w:type="spellEnd"/>
-      <w:r>
-        <w:rPr>
-          <w:b/>
-          <w:bCs/>
-        </w:rPr>
-        <w:t>&lt;</w:t>
-      </w:r>
-      <w:proofErr w:type="gramStart"/>
-      <w:r>
-        <w:rPr>
-          <w:b/>
-          <w:bCs/>
-        </w:rPr>
-        <w:t>&lt;”hi</w:t>
-      </w:r>
-      <w:proofErr w:type="gramEnd"/>
-      <w:r>
-        <w:rPr>
-          <w:b/>
-          <w:bCs/>
-        </w:rPr>
-        <w:t>”&lt;&lt;</w:t>
-      </w:r>
-      <w:proofErr w:type="spellStart"/>
-      <w:r>
-        <w:rPr>
-          <w:b/>
-          <w:bCs/>
-        </w:rPr>
-        <w:t>endl</w:t>
-      </w:r>
-      <w:proofErr w:type="spellEnd"/>
-      <w:r>
-        <w:rPr>
-          <w:b/>
-          <w:bCs/>
-        </w:rPr>
-        <w:t>;}</w:t>
-      </w:r>
-    </w:p>
-    <w:p>
-      <w:pPr>
-        <w:rPr>
-          <w:b/>
-          <w:bCs/>
-        </w:rPr>
-      </w:pPr>
-      <w:r>
-        <w:rPr>
-          <w:b/>
-          <w:bCs/>
-        </w:rPr>
-        <w:t>Else if(n%==</w:t>
-      </w:r>
-      <w:proofErr w:type="gramStart"/>
-      <w:r>
-        <w:rPr>
-          <w:b/>
-          <w:bCs/>
-        </w:rPr>
-        <w:t>3){</w:t>
-      </w:r>
-      <w:proofErr w:type="gramEnd"/>
-    </w:p>
-    <w:p>
-      <w:pPr>
-        <w:rPr>
-          <w:b/>
-          <w:bCs/>
-        </w:rPr>
-      </w:pPr>
-      <w:proofErr w:type="spellStart"/>
-      <w:r>
-        <w:rPr>
-          <w:b/>
-          <w:bCs/>
-        </w:rPr>
-        <w:t>Cout</w:t>
-      </w:r>
-      <w:proofErr w:type="spellEnd"/>
-      <w:r>
-        <w:rPr>
-          <w:b/>
-          <w:bCs/>
-        </w:rPr>
-        <w:t>&lt;</w:t>
-      </w:r>
-      <w:proofErr w:type="gramStart"/>
-      <w:r>
-        <w:rPr>
-          <w:b/>
-          <w:bCs/>
-        </w:rPr>
-        <w:t>&lt;”</w:t>
-      </w:r>
-      <w:proofErr w:type="spellStart"/>
-      <w:r>
-        <w:rPr>
-          <w:b/>
-          <w:bCs/>
-        </w:rPr>
-        <w:t>hlw</w:t>
-      </w:r>
-      <w:proofErr w:type="spellEnd"/>
-      <w:proofErr w:type="gramEnd"/>
-      <w:r>
-        <w:rPr>
-          <w:b/>
-          <w:bCs/>
-        </w:rPr>
-        <w:t>”&lt;&lt;</w:t>
-      </w:r>
-      <w:proofErr w:type="spellStart"/>
-      <w:r>
-        <w:rPr>
-          <w:b/>
-          <w:bCs/>
-        </w:rPr>
-        <w:t>endl</w:t>
-      </w:r>
-      <w:proofErr w:type="spellEnd"/>
-      <w:r>
-        <w:rPr>
-          <w:b/>
-          <w:bCs/>
-        </w:rPr>
-        <w:t>;</w:t>
-      </w:r>
-    </w:p>
-    <w:p>
-      <w:pPr>
-        <w:rPr>
-          <w:b/>
-          <w:bCs/>
-        </w:rPr>
-      </w:pPr>
-      <w:r>
-        <w:rPr>
-          <w:b/>
-          <w:bCs/>
-        </w:rPr>
-        <w:t>}</w:t>
-      </w:r>
-    </w:p>
-    <w:p>
-      <w:pPr>
-        <w:rPr>
-          <w:b/>
-          <w:bCs/>
-        </w:rPr>
-      </w:pPr>
-      <w:proofErr w:type="gramStart"/>
-      <w:r>
-        <w:rPr>
-          <w:b/>
-          <w:bCs/>
-        </w:rPr>
         <w:t>Else{</w:t>
       </w:r>
-      <w:proofErr w:type="gramEnd"/>
-    </w:p>
-    <w:p>
-      <w:pPr>
-        <w:rPr>
-          <w:b/>
-          <w:bCs/>
-        </w:rPr>
-      </w:pPr>
-      <w:proofErr w:type="spellStart"/>
-      <w:r>
-        <w:rPr>
-          <w:b/>
-          <w:bCs/>
-        </w:rPr>
-        <w:t>Cout</w:t>
-      </w:r>
-      <w:proofErr w:type="spellEnd"/>
-      <w:r>
-        <w:rPr>
-          <w:b/>
-          <w:bCs/>
-        </w:rPr>
-        <w:t>&lt;</w:t>
-      </w:r>
-      <w:proofErr w:type="gramStart"/>
-      <w:r>
-        <w:rPr>
-          <w:b/>
-          <w:bCs/>
-        </w:rPr>
-        <w:t>&lt;”bye</w:t>
-      </w:r>
-      <w:proofErr w:type="gramEnd"/>
-      <w:r>
-        <w:rPr>
-          <w:b/>
-          <w:bCs/>
-        </w:rPr>
-        <w:t>”&lt;&lt;</w:t>
-      </w:r>
-      <w:proofErr w:type="spellStart"/>
-      <w:r>
-        <w:rPr>
-          <w:b/>
-          <w:bCs/>
-        </w:rPr>
-        <w:t>endl</w:t>
-      </w:r>
-      <w:proofErr w:type="spellEnd"/>
-      <w:r>
-        <w:rPr>
-          <w:b/>
-          <w:bCs/>
-        </w:rPr>
-        <w:t>;</w:t>
+    </w:p>
+    <w:p>
+      <w:pPr>
+        <w:rPr>
+          <w:b/>
+          <w:bCs/>
+        </w:rPr>
+      </w:pPr>
+      <w:r>
+        <w:rPr>
+          <w:b/>
+          <w:bCs/>
+        </w:rPr>
+        <w:t>Cout&lt;&lt;”bye”&lt;&lt;endl;</w:t>
       </w:r>
     </w:p>
     <w:p>
@@ -4033,15 +3555,7 @@
     </w:p>
     <w:p>
       <w:r>
-        <w:t xml:space="preserve">Else if is used when we want only one block to execute if we want 2 to </w:t>
-      </w:r>
-      <w:proofErr w:type="gramStart"/>
-      <w:r>
-        <w:t>execute</w:t>
-      </w:r>
-      <w:proofErr w:type="gramEnd"/>
-      <w:r>
-        <w:t xml:space="preserve"> we will use if again</w:t>
+        <w:t>Else if is used when we want only one block to execute if we want 2 to execute we will use if again</w:t>
       </w:r>
     </w:p>
     <w:p/>
@@ -4062,7 +3576,6 @@
     </w:p>
     <w:p/>
     <w:p>
-      <w:proofErr w:type="gramStart"/>
       <w:r>
         <w:rPr>
           <w:b/>
@@ -4070,7 +3583,6 @@
         </w:rPr>
         <w:t>!=</w:t>
       </w:r>
-      <w:proofErr w:type="gramEnd"/>
       <w:r>
         <w:t xml:space="preserve"> </w:t>
       </w:r>
@@ -4134,26 +3646,14 @@
     </w:p>
     <w:p>
       <w:r>
-        <w:t xml:space="preserve">(By </w:t>
-      </w:r>
-      <w:proofErr w:type="gramStart"/>
-      <w:r>
-        <w:t>default)</w:t>
-      </w:r>
-      <w:r>
-        <w:rPr>
-          <w:b/>
-          <w:bCs/>
-        </w:rPr>
-        <w:t>signed</w:t>
-      </w:r>
-      <w:proofErr w:type="gramEnd"/>
-      <w:r>
-        <w:rPr>
-          <w:b/>
-          <w:bCs/>
-        </w:rPr>
-        <w:t xml:space="preserve"> int</w:t>
+        <w:t>(By default)</w:t>
+      </w:r>
+      <w:r>
+        <w:rPr>
+          <w:b/>
+          <w:bCs/>
+        </w:rPr>
+        <w:t>signed int</w:t>
       </w:r>
       <w:r>
         <w:t xml:space="preserve"> -  stores both negative and positive values</w:t>
@@ -4209,6 +3709,21 @@
       </w:r>
     </w:p>
     <w:p/>
+    <w:p>
+      <w:r>
+        <w:t>PS C:\Users\shwet\Desktop\c++ codes&gt; git add .</w:t>
+      </w:r>
+    </w:p>
+    <w:p>
+      <w:r>
+        <w:t>PS C:\Users\shwet\Desktop\c++ codes&gt; git commit -m "new patttern code added"</w:t>
+      </w:r>
+    </w:p>
+    <w:p>
+      <w:r>
+        <w:t>PS C:\Users\shwet\Desktop\c++ codes&gt; git push origin main</w:t>
+      </w:r>
+    </w:p>
     <w:sectPr>
       <w:pgSz w:w="11906" w:h="16838"/>
       <w:pgMar w:top="1440" w:right="1440" w:bottom="1440" w:left="1440" w:header="708" w:footer="708" w:gutter="0"/>
